--- a/courses/4/uifis/dist/reports/UIFIS_practice-3_report-template.docx
+++ b/courses/4/uifis/dist/reports/UIFIS_practice-3_report-template.docx
@@ -86,6 +86,15 @@
       </w:r>
     </w:p>
     <w:p/>
+    <w:p>
+      <w:r>
+        <w:rPr>
+          <w:b/>
+          <w:sz w:val="24"/>
+        </w:rPr>
+        <w:t>Ход работы</w:t>
+      </w:r>
+    </w:p>
     <w:p>
       <w:r>
         <w:rPr>
@@ -852,19 +861,7 @@
           <w:b/>
           <w:sz w:val="24"/>
         </w:rPr>
-        <w:t>Скриншоты</w:t>
-      </w:r>
-    </w:p>
-    <w:p>
-      <w:pPr>
-        <w:jc w:val="center"/>
-      </w:pPr>
-      <w:r>
-        <w:rPr>
-          <w:i/>
-          <w:sz w:val="22"/>
-        </w:rPr>
-        <w:t>[ Место для скриншота 1: шапка отчёта с заполненными полями ]</w:t>
+        <w:t>Скриншоты выполнения работы</w:t>
       </w:r>
     </w:p>
     <w:p/>
@@ -906,163 +903,6 @@
           <w:sz w:val="24"/>
         </w:rPr>
         <w:t>________________________________________________________________________</w:t>
-      </w:r>
-    </w:p>
-    <w:p>
-      <w:r>
-        <w:rPr>
-          <w:b w:val="0"/>
-          <w:sz w:val="24"/>
-        </w:rPr>
-        <w:t>________________________________________________________________________</w:t>
-      </w:r>
-    </w:p>
-    <w:p>
-      <w:r>
-        <w:rPr>
-          <w:b w:val="0"/>
-          <w:sz w:val="24"/>
-        </w:rPr>
-        <w:t>________________________________________________________________________</w:t>
-      </w:r>
-    </w:p>
-    <w:p>
-      <w:r>
-        <w:rPr>
-          <w:b w:val="0"/>
-          <w:sz w:val="24"/>
-        </w:rPr>
-        <w:t>________________________________________________________________________</w:t>
-      </w:r>
-    </w:p>
-    <w:p/>
-    <w:p>
-      <w:r>
-        <w:rPr>
-          <w:b/>
-          <w:sz w:val="24"/>
-        </w:rPr>
-        <w:t>Ответы на контрольные вопросы</w:t>
-      </w:r>
-    </w:p>
-    <w:p>
-      <w:r>
-        <w:rPr>
-          <w:b w:val="0"/>
-          <w:sz w:val="24"/>
-        </w:rPr>
-        <w:t>1. Чем поток данных отличается от потока управления?</w:t>
-      </w:r>
-    </w:p>
-    <w:p>
-      <w:r>
-        <w:rPr>
-          <w:b w:val="0"/>
-          <w:sz w:val="24"/>
-        </w:rPr>
-        <w:t>________________________________________________________________________</w:t>
-      </w:r>
-    </w:p>
-    <w:p>
-      <w:r>
-        <w:rPr>
-          <w:b w:val="0"/>
-          <w:sz w:val="24"/>
-        </w:rPr>
-        <w:t>________________________________________________________________________</w:t>
-      </w:r>
-    </w:p>
-    <w:p>
-      <w:r>
-        <w:rPr>
-          <w:b w:val="0"/>
-          <w:sz w:val="24"/>
-        </w:rPr>
-        <w:t>________________________________________________________________________</w:t>
-      </w:r>
-    </w:p>
-    <w:p/>
-    <w:p>
-      <w:r>
-        <w:rPr>
-          <w:b w:val="0"/>
-          <w:sz w:val="24"/>
-        </w:rPr>
-        <w:t>2. Какие четыре элемента используются на диаграмме потоков данных?</w:t>
-      </w:r>
-    </w:p>
-    <w:p>
-      <w:r>
-        <w:rPr>
-          <w:b w:val="0"/>
-          <w:sz w:val="24"/>
-        </w:rPr>
-        <w:t>________________________________________________________________________</w:t>
-      </w:r>
-    </w:p>
-    <w:p>
-      <w:r>
-        <w:rPr>
-          <w:b w:val="0"/>
-          <w:sz w:val="24"/>
-        </w:rPr>
-        <w:t>________________________________________________________________________</w:t>
-      </w:r>
-    </w:p>
-    <w:p>
-      <w:r>
-        <w:rPr>
-          <w:b w:val="0"/>
-          <w:sz w:val="24"/>
-        </w:rPr>
-        <w:t>________________________________________________________________________</w:t>
-      </w:r>
-    </w:p>
-    <w:p/>
-    <w:p>
-      <w:r>
-        <w:rPr>
-          <w:b w:val="0"/>
-          <w:sz w:val="24"/>
-        </w:rPr>
-        <w:t>3. Почему у каждого процесса должен быть входной поток?</w:t>
-      </w:r>
-    </w:p>
-    <w:p>
-      <w:r>
-        <w:rPr>
-          <w:b w:val="0"/>
-          <w:sz w:val="24"/>
-        </w:rPr>
-        <w:t>________________________________________________________________________</w:t>
-      </w:r>
-    </w:p>
-    <w:p>
-      <w:r>
-        <w:rPr>
-          <w:b w:val="0"/>
-          <w:sz w:val="24"/>
-        </w:rPr>
-        <w:t>________________________________________________________________________</w:t>
-      </w:r>
-    </w:p>
-    <w:p>
-      <w:r>
-        <w:rPr>
-          <w:b w:val="0"/>
-          <w:sz w:val="24"/>
-        </w:rPr>
-        <w:t>________________________________________________________________________</w:t>
-      </w:r>
-    </w:p>
-    <w:p/>
-    <w:p>
-      <w:r>
-        <w:rPr>
-          <w:b w:val="0"/>
-          <w:sz w:val="24"/>
-        </w:rPr>
-        <w:t>4. Почему накопитель нельзя рисовать источником без процесса?</w:t>
       </w:r>
     </w:p>
     <w:p>

--- a/courses/4/uifis/dist/reports/UIFIS_practice-3_report-template.docx
+++ b/courses/4/uifis/dist/reports/UIFIS_practice-3_report-template.docx
@@ -4,10 +4,13 @@
   <w:body>
     <w:p>
       <w:pPr>
+        <w:spacing w:line="360" w:lineRule="auto" w:before="0" w:after="0"/>
+        <w:ind w:firstLine="0"/>
         <w:jc w:val="center"/>
       </w:pPr>
       <w:r>
         <w:rPr>
+          <w:rFonts w:ascii="Times New Roman" w:hAnsi="Times New Roman" w:eastAsia="Times New Roman" w:cs="Times New Roman"/>
           <w:b/>
           <w:sz w:val="28"/>
         </w:rPr>
@@ -16,164 +19,269 @@
     </w:p>
     <w:p>
       <w:pPr>
+        <w:spacing w:line="360" w:lineRule="auto" w:before="0" w:after="0"/>
+        <w:ind w:firstLine="0"/>
         <w:jc w:val="center"/>
       </w:pPr>
       <w:r>
         <w:rPr>
+          <w:rFonts w:ascii="Times New Roman" w:hAnsi="Times New Roman" w:eastAsia="Times New Roman" w:cs="Times New Roman"/>
           <w:b/>
-          <w:sz w:val="26"/>
+          <w:sz w:val="28"/>
         </w:rPr>
         <w:t>Отчёт по практической работе №3</w:t>
       </w:r>
     </w:p>
     <w:p>
       <w:pPr>
+        <w:spacing w:line="360" w:lineRule="auto" w:before="0" w:after="0"/>
+        <w:ind w:firstLine="0"/>
         <w:jc w:val="center"/>
       </w:pPr>
       <w:r>
         <w:rPr>
+          <w:rFonts w:ascii="Times New Roman" w:hAnsi="Times New Roman" w:eastAsia="Times New Roman" w:cs="Times New Roman"/>
           <w:b w:val="0"/>
-          <w:sz w:val="24"/>
+          <w:sz w:val="28"/>
         </w:rPr>
         <w:t>Тема: Моделирование информационных потоков</w:t>
       </w:r>
     </w:p>
     <w:p/>
     <w:p>
+      <w:pPr>
+        <w:spacing w:line="360" w:lineRule="auto" w:before="0" w:after="0"/>
+        <w:ind w:firstLine="0"/>
+        <w:jc w:val="left"/>
+      </w:pPr>
       <w:r>
         <w:rPr>
+          <w:rFonts w:ascii="Times New Roman" w:hAnsi="Times New Roman" w:eastAsia="Times New Roman" w:cs="Times New Roman"/>
           <w:b w:val="0"/>
-          <w:sz w:val="24"/>
+          <w:sz w:val="28"/>
         </w:rPr>
         <w:t>ФИО студента: ______________________________________</w:t>
       </w:r>
     </w:p>
     <w:p>
+      <w:pPr>
+        <w:spacing w:line="360" w:lineRule="auto" w:before="0" w:after="0"/>
+        <w:ind w:firstLine="0"/>
+        <w:jc w:val="left"/>
+      </w:pPr>
       <w:r>
         <w:rPr>
+          <w:rFonts w:ascii="Times New Roman" w:hAnsi="Times New Roman" w:eastAsia="Times New Roman" w:cs="Times New Roman"/>
           <w:b w:val="0"/>
-          <w:sz w:val="24"/>
+          <w:sz w:val="28"/>
         </w:rPr>
         <w:t>Группа: ______________________  Дата: _______________</w:t>
       </w:r>
     </w:p>
     <w:p/>
     <w:p>
+      <w:pPr>
+        <w:pStyle w:val="Heading1"/>
+        <w:keepNext/>
+        <w:keepLines/>
+        <w:spacing w:line="240" w:lineRule="auto" w:before="240" w:after="0"/>
+        <w:ind w:firstLine="0" w:left="0"/>
+        <w:jc w:val="both"/>
+      </w:pPr>
       <w:r>
         <w:rPr>
-          <w:b/>
-          <w:sz w:val="24"/>
+          <w:rFonts w:ascii="Times New Roman" w:hAnsi="Times New Roman" w:eastAsia="Times New Roman" w:cs="Times New Roman"/>
+          <w:b w:val="0"/>
+          <w:sz w:val="28"/>
         </w:rPr>
         <w:t>Цель работы</w:t>
       </w:r>
     </w:p>
     <w:p>
+      <w:pPr>
+        <w:spacing w:line="360" w:lineRule="auto" w:before="0" w:after="0"/>
+        <w:ind w:firstLine="709"/>
+        <w:jc w:val="both"/>
+      </w:pPr>
       <w:r>
         <w:rPr>
+          <w:rFonts w:ascii="Times New Roman" w:hAnsi="Times New Roman" w:eastAsia="Times New Roman" w:cs="Times New Roman"/>
           <w:b w:val="0"/>
-          <w:sz w:val="24"/>
+          <w:sz w:val="28"/>
         </w:rPr>
         <w:t>________________________________________________________________________</w:t>
       </w:r>
     </w:p>
     <w:p>
+      <w:pPr>
+        <w:spacing w:line="360" w:lineRule="auto" w:before="0" w:after="0"/>
+        <w:ind w:firstLine="709"/>
+        <w:jc w:val="both"/>
+      </w:pPr>
       <w:r>
         <w:rPr>
+          <w:rFonts w:ascii="Times New Roman" w:hAnsi="Times New Roman" w:eastAsia="Times New Roman" w:cs="Times New Roman"/>
           <w:b w:val="0"/>
-          <w:sz w:val="24"/>
+          <w:sz w:val="28"/>
         </w:rPr>
         <w:t>________________________________________________________________________</w:t>
       </w:r>
     </w:p>
     <w:p/>
     <w:p>
+      <w:pPr>
+        <w:pStyle w:val="Heading1"/>
+        <w:keepNext/>
+        <w:keepLines/>
+        <w:spacing w:line="240" w:lineRule="auto" w:before="240" w:after="0"/>
+        <w:ind w:firstLine="0" w:left="0"/>
+        <w:jc w:val="both"/>
+      </w:pPr>
       <w:r>
         <w:rPr>
-          <w:b/>
-          <w:sz w:val="24"/>
+          <w:rFonts w:ascii="Times New Roman" w:hAnsi="Times New Roman" w:eastAsia="Times New Roman" w:cs="Times New Roman"/>
+          <w:b w:val="0"/>
+          <w:sz w:val="28"/>
         </w:rPr>
         <w:t>Ход работы</w:t>
       </w:r>
     </w:p>
     <w:p>
+      <w:pPr>
+        <w:pStyle w:val="Heading1"/>
+        <w:keepNext/>
+        <w:keepLines/>
+        <w:spacing w:line="240" w:lineRule="auto" w:before="240" w:after="0"/>
+        <w:ind w:firstLine="0" w:left="0"/>
+        <w:jc w:val="both"/>
+      </w:pPr>
       <w:r>
         <w:rPr>
-          <w:b/>
-          <w:sz w:val="24"/>
+          <w:rFonts w:ascii="Times New Roman" w:hAnsi="Times New Roman" w:eastAsia="Times New Roman" w:cs="Times New Roman"/>
+          <w:b w:val="0"/>
+          <w:sz w:val="28"/>
         </w:rPr>
         <w:t>Краткие теоретические сведения</w:t>
       </w:r>
     </w:p>
     <w:p>
+      <w:pPr>
+        <w:spacing w:line="360" w:lineRule="auto" w:before="0" w:after="0"/>
+        <w:ind w:firstLine="709"/>
+        <w:jc w:val="both"/>
+      </w:pPr>
       <w:r>
         <w:rPr>
+          <w:rFonts w:ascii="Times New Roman" w:hAnsi="Times New Roman" w:eastAsia="Times New Roman" w:cs="Times New Roman"/>
           <w:b w:val="0"/>
-          <w:sz w:val="24"/>
+          <w:sz w:val="28"/>
         </w:rPr>
         <w:t>Перечислите четыре элемента диаграммы потоков данных и их обозначения:</w:t>
       </w:r>
     </w:p>
     <w:p>
+      <w:pPr>
+        <w:spacing w:line="360" w:lineRule="auto" w:before="0" w:after="0"/>
+        <w:ind w:firstLine="709"/>
+        <w:jc w:val="both"/>
+      </w:pPr>
       <w:r>
         <w:rPr>
+          <w:rFonts w:ascii="Times New Roman" w:hAnsi="Times New Roman" w:eastAsia="Times New Roman" w:cs="Times New Roman"/>
           <w:b w:val="0"/>
-          <w:sz w:val="24"/>
+          <w:sz w:val="28"/>
         </w:rPr>
         <w:t>1. Внешняя сущность: ____________________________________________________</w:t>
       </w:r>
     </w:p>
     <w:p>
+      <w:pPr>
+        <w:spacing w:line="360" w:lineRule="auto" w:before="0" w:after="0"/>
+        <w:ind w:firstLine="709"/>
+        <w:jc w:val="both"/>
+      </w:pPr>
       <w:r>
         <w:rPr>
+          <w:rFonts w:ascii="Times New Roman" w:hAnsi="Times New Roman" w:eastAsia="Times New Roman" w:cs="Times New Roman"/>
           <w:b w:val="0"/>
-          <w:sz w:val="24"/>
+          <w:sz w:val="28"/>
         </w:rPr>
         <w:t>2. Процесс: _____________________________________________________________</w:t>
       </w:r>
     </w:p>
     <w:p>
+      <w:pPr>
+        <w:spacing w:line="360" w:lineRule="auto" w:before="0" w:after="0"/>
+        <w:ind w:firstLine="709"/>
+        <w:jc w:val="both"/>
+      </w:pPr>
       <w:r>
         <w:rPr>
+          <w:rFonts w:ascii="Times New Roman" w:hAnsi="Times New Roman" w:eastAsia="Times New Roman" w:cs="Times New Roman"/>
           <w:b w:val="0"/>
-          <w:sz w:val="24"/>
+          <w:sz w:val="28"/>
         </w:rPr>
         <w:t>3. Накопитель данных: ___________________________________________________</w:t>
       </w:r>
     </w:p>
     <w:p>
+      <w:pPr>
+        <w:spacing w:line="360" w:lineRule="auto" w:before="0" w:after="0"/>
+        <w:ind w:firstLine="709"/>
+        <w:jc w:val="both"/>
+      </w:pPr>
       <w:r>
         <w:rPr>
+          <w:rFonts w:ascii="Times New Roman" w:hAnsi="Times New Roman" w:eastAsia="Times New Roman" w:cs="Times New Roman"/>
           <w:b w:val="0"/>
-          <w:sz w:val="24"/>
+          <w:sz w:val="28"/>
         </w:rPr>
         <w:t>4. Поток данных: ________________________________________________________</w:t>
       </w:r>
     </w:p>
     <w:p/>
     <w:p>
+      <w:pPr>
+        <w:spacing w:line="360" w:lineRule="auto" w:before="0" w:after="0"/>
+        <w:ind w:firstLine="709"/>
+        <w:jc w:val="both"/>
+      </w:pPr>
       <w:r>
         <w:rPr>
+          <w:rFonts w:ascii="Times New Roman" w:hAnsi="Times New Roman" w:eastAsia="Times New Roman" w:cs="Times New Roman"/>
           <w:b/>
-          <w:sz w:val="24"/>
+          <w:sz w:val="28"/>
         </w:rPr>
         <w:t>Выбранная информационная система</w:t>
       </w:r>
     </w:p>
     <w:p>
+      <w:pPr>
+        <w:spacing w:line="360" w:lineRule="auto" w:before="0" w:after="0"/>
+        <w:ind w:firstLine="709"/>
+        <w:jc w:val="both"/>
+      </w:pPr>
       <w:r>
         <w:rPr>
+          <w:rFonts w:ascii="Times New Roman" w:hAnsi="Times New Roman" w:eastAsia="Times New Roman" w:cs="Times New Roman"/>
           <w:b w:val="0"/>
-          <w:sz w:val="24"/>
+          <w:sz w:val="28"/>
         </w:rPr>
         <w:t>Название: _______________________________________________________________</w:t>
       </w:r>
     </w:p>
     <w:p/>
     <w:p>
+      <w:pPr>
+        <w:spacing w:line="360" w:lineRule="auto" w:before="0" w:after="0"/>
+        <w:ind w:firstLine="709"/>
+        <w:jc w:val="both"/>
+      </w:pPr>
       <w:r>
         <w:rPr>
+          <w:rFonts w:ascii="Times New Roman" w:hAnsi="Times New Roman" w:eastAsia="Times New Roman" w:cs="Times New Roman"/>
           <w:b/>
-          <w:sz w:val="24"/>
+          <w:sz w:val="28"/>
         </w:rPr>
         <w:t>Элементы системы</w:t>
       </w:r>
@@ -182,6 +290,7 @@
       <w:tblPr>
         <w:tblStyle w:val="TableGrid"/>
         <w:tblW w:type="auto" w:w="0"/>
+        <w:tblLayout w:type="autofit"/>
         <w:tblLook w:firstColumn="1" w:firstRow="1" w:lastColumn="0" w:lastRow="0" w:noHBand="0" w:noVBand="1" w:val="04A0"/>
       </w:tblPr>
       <w:tblGrid>
@@ -195,9 +304,16 @@
             <w:tcW w:type="dxa" w:w="2880"/>
           </w:tcPr>
           <w:p>
+            <w:pPr>
+              <w:spacing w:line="360" w:lineRule="auto" w:before="0" w:after="0"/>
+              <w:ind w:firstLine="0"/>
+              <w:jc w:val="center"/>
+            </w:pPr>
             <w:r>
               <w:rPr>
-                <w:sz w:val="20"/>
+                <w:rFonts w:ascii="Times New Roman" w:hAnsi="Times New Roman" w:eastAsia="Times New Roman" w:cs="Times New Roman"/>
+                <w:b/>
+                <w:sz w:val="22"/>
               </w:rPr>
               <w:t>Тип элемента</w:t>
             </w:r>
@@ -208,9 +324,16 @@
             <w:tcW w:type="dxa" w:w="2880"/>
           </w:tcPr>
           <w:p>
+            <w:pPr>
+              <w:spacing w:line="360" w:lineRule="auto" w:before="0" w:after="0"/>
+              <w:ind w:firstLine="0"/>
+              <w:jc w:val="center"/>
+            </w:pPr>
             <w:r>
               <w:rPr>
-                <w:sz w:val="20"/>
+                <w:rFonts w:ascii="Times New Roman" w:hAnsi="Times New Roman" w:eastAsia="Times New Roman" w:cs="Times New Roman"/>
+                <w:b/>
+                <w:sz w:val="22"/>
               </w:rPr>
               <w:t>Название</w:t>
             </w:r>
@@ -221,9 +344,16 @@
             <w:tcW w:type="dxa" w:w="2880"/>
           </w:tcPr>
           <w:p>
+            <w:pPr>
+              <w:spacing w:line="360" w:lineRule="auto" w:before="0" w:after="0"/>
+              <w:ind w:firstLine="0"/>
+              <w:jc w:val="center"/>
+            </w:pPr>
             <w:r>
               <w:rPr>
-                <w:sz w:val="20"/>
+                <w:rFonts w:ascii="Times New Roman" w:hAnsi="Times New Roman" w:eastAsia="Times New Roman" w:cs="Times New Roman"/>
+                <w:b/>
+                <w:sz w:val="22"/>
               </w:rPr>
               <w:t>Что делает или хранит</w:t>
             </w:r>
@@ -236,9 +366,16 @@
             <w:tcW w:type="dxa" w:w="2880"/>
           </w:tcPr>
           <w:p>
+            <w:pPr>
+              <w:spacing w:line="360" w:lineRule="auto" w:before="0" w:after="0"/>
+              <w:ind w:firstLine="0"/>
+              <w:jc w:val="both"/>
+            </w:pPr>
             <w:r>
               <w:rPr>
-                <w:sz w:val="20"/>
+                <w:rFonts w:ascii="Times New Roman" w:hAnsi="Times New Roman" w:eastAsia="Times New Roman" w:cs="Times New Roman"/>
+                <w:b w:val="0"/>
+                <w:sz w:val="22"/>
               </w:rPr>
               <w:t>Внешняя сущность</w:t>
             </w:r>
@@ -248,13 +385,25 @@
           <w:tcPr>
             <w:tcW w:type="dxa" w:w="2880"/>
           </w:tcPr>
-          <w:p/>
+          <w:p>
+            <w:pPr>
+              <w:spacing w:line="360" w:lineRule="auto" w:before="0" w:after="0"/>
+              <w:ind w:firstLine="0"/>
+              <w:jc w:val="both"/>
+            </w:pPr>
+          </w:p>
         </w:tc>
         <w:tc>
           <w:tcPr>
             <w:tcW w:type="dxa" w:w="2880"/>
           </w:tcPr>
-          <w:p/>
+          <w:p>
+            <w:pPr>
+              <w:spacing w:line="360" w:lineRule="auto" w:before="0" w:after="0"/>
+              <w:ind w:firstLine="0"/>
+              <w:jc w:val="both"/>
+            </w:pPr>
+          </w:p>
         </w:tc>
       </w:tr>
       <w:tr>
@@ -263,9 +412,16 @@
             <w:tcW w:type="dxa" w:w="2880"/>
           </w:tcPr>
           <w:p>
+            <w:pPr>
+              <w:spacing w:line="360" w:lineRule="auto" w:before="0" w:after="0"/>
+              <w:ind w:firstLine="0"/>
+              <w:jc w:val="both"/>
+            </w:pPr>
             <w:r>
               <w:rPr>
-                <w:sz w:val="20"/>
+                <w:rFonts w:ascii="Times New Roman" w:hAnsi="Times New Roman" w:eastAsia="Times New Roman" w:cs="Times New Roman"/>
+                <w:b w:val="0"/>
+                <w:sz w:val="22"/>
               </w:rPr>
               <w:t>Внешняя сущность</w:t>
             </w:r>
@@ -275,13 +431,25 @@
           <w:tcPr>
             <w:tcW w:type="dxa" w:w="2880"/>
           </w:tcPr>
-          <w:p/>
+          <w:p>
+            <w:pPr>
+              <w:spacing w:line="360" w:lineRule="auto" w:before="0" w:after="0"/>
+              <w:ind w:firstLine="0"/>
+              <w:jc w:val="both"/>
+            </w:pPr>
+          </w:p>
         </w:tc>
         <w:tc>
           <w:tcPr>
             <w:tcW w:type="dxa" w:w="2880"/>
           </w:tcPr>
-          <w:p/>
+          <w:p>
+            <w:pPr>
+              <w:spacing w:line="360" w:lineRule="auto" w:before="0" w:after="0"/>
+              <w:ind w:firstLine="0"/>
+              <w:jc w:val="both"/>
+            </w:pPr>
+          </w:p>
         </w:tc>
       </w:tr>
       <w:tr>
@@ -290,9 +458,16 @@
             <w:tcW w:type="dxa" w:w="2880"/>
           </w:tcPr>
           <w:p>
+            <w:pPr>
+              <w:spacing w:line="360" w:lineRule="auto" w:before="0" w:after="0"/>
+              <w:ind w:firstLine="0"/>
+              <w:jc w:val="both"/>
+            </w:pPr>
             <w:r>
               <w:rPr>
-                <w:sz w:val="20"/>
+                <w:rFonts w:ascii="Times New Roman" w:hAnsi="Times New Roman" w:eastAsia="Times New Roman" w:cs="Times New Roman"/>
+                <w:b w:val="0"/>
+                <w:sz w:val="22"/>
               </w:rPr>
               <w:t>Процесс</w:t>
             </w:r>
@@ -302,13 +477,25 @@
           <w:tcPr>
             <w:tcW w:type="dxa" w:w="2880"/>
           </w:tcPr>
-          <w:p/>
+          <w:p>
+            <w:pPr>
+              <w:spacing w:line="360" w:lineRule="auto" w:before="0" w:after="0"/>
+              <w:ind w:firstLine="0"/>
+              <w:jc w:val="both"/>
+            </w:pPr>
+          </w:p>
         </w:tc>
         <w:tc>
           <w:tcPr>
             <w:tcW w:type="dxa" w:w="2880"/>
           </w:tcPr>
-          <w:p/>
+          <w:p>
+            <w:pPr>
+              <w:spacing w:line="360" w:lineRule="auto" w:before="0" w:after="0"/>
+              <w:ind w:firstLine="0"/>
+              <w:jc w:val="both"/>
+            </w:pPr>
+          </w:p>
         </w:tc>
       </w:tr>
       <w:tr>
@@ -317,9 +504,16 @@
             <w:tcW w:type="dxa" w:w="2880"/>
           </w:tcPr>
           <w:p>
+            <w:pPr>
+              <w:spacing w:line="360" w:lineRule="auto" w:before="0" w:after="0"/>
+              <w:ind w:firstLine="0"/>
+              <w:jc w:val="both"/>
+            </w:pPr>
             <w:r>
               <w:rPr>
-                <w:sz w:val="20"/>
+                <w:rFonts w:ascii="Times New Roman" w:hAnsi="Times New Roman" w:eastAsia="Times New Roman" w:cs="Times New Roman"/>
+                <w:b w:val="0"/>
+                <w:sz w:val="22"/>
               </w:rPr>
               <w:t>Процесс</w:t>
             </w:r>
@@ -329,13 +523,25 @@
           <w:tcPr>
             <w:tcW w:type="dxa" w:w="2880"/>
           </w:tcPr>
-          <w:p/>
+          <w:p>
+            <w:pPr>
+              <w:spacing w:line="360" w:lineRule="auto" w:before="0" w:after="0"/>
+              <w:ind w:firstLine="0"/>
+              <w:jc w:val="both"/>
+            </w:pPr>
+          </w:p>
         </w:tc>
         <w:tc>
           <w:tcPr>
             <w:tcW w:type="dxa" w:w="2880"/>
           </w:tcPr>
-          <w:p/>
+          <w:p>
+            <w:pPr>
+              <w:spacing w:line="360" w:lineRule="auto" w:before="0" w:after="0"/>
+              <w:ind w:firstLine="0"/>
+              <w:jc w:val="both"/>
+            </w:pPr>
+          </w:p>
         </w:tc>
       </w:tr>
       <w:tr>
@@ -344,9 +550,16 @@
             <w:tcW w:type="dxa" w:w="2880"/>
           </w:tcPr>
           <w:p>
+            <w:pPr>
+              <w:spacing w:line="360" w:lineRule="auto" w:before="0" w:after="0"/>
+              <w:ind w:firstLine="0"/>
+              <w:jc w:val="both"/>
+            </w:pPr>
             <w:r>
               <w:rPr>
-                <w:sz w:val="20"/>
+                <w:rFonts w:ascii="Times New Roman" w:hAnsi="Times New Roman" w:eastAsia="Times New Roman" w:cs="Times New Roman"/>
+                <w:b w:val="0"/>
+                <w:sz w:val="22"/>
               </w:rPr>
               <w:t>Процесс</w:t>
             </w:r>
@@ -356,13 +569,25 @@
           <w:tcPr>
             <w:tcW w:type="dxa" w:w="2880"/>
           </w:tcPr>
-          <w:p/>
+          <w:p>
+            <w:pPr>
+              <w:spacing w:line="360" w:lineRule="auto" w:before="0" w:after="0"/>
+              <w:ind w:firstLine="0"/>
+              <w:jc w:val="both"/>
+            </w:pPr>
+          </w:p>
         </w:tc>
         <w:tc>
           <w:tcPr>
             <w:tcW w:type="dxa" w:w="2880"/>
           </w:tcPr>
-          <w:p/>
+          <w:p>
+            <w:pPr>
+              <w:spacing w:line="360" w:lineRule="auto" w:before="0" w:after="0"/>
+              <w:ind w:firstLine="0"/>
+              <w:jc w:val="both"/>
+            </w:pPr>
+          </w:p>
         </w:tc>
       </w:tr>
       <w:tr>
@@ -371,9 +596,16 @@
             <w:tcW w:type="dxa" w:w="2880"/>
           </w:tcPr>
           <w:p>
+            <w:pPr>
+              <w:spacing w:line="360" w:lineRule="auto" w:before="0" w:after="0"/>
+              <w:ind w:firstLine="0"/>
+              <w:jc w:val="both"/>
+            </w:pPr>
             <w:r>
               <w:rPr>
-                <w:sz w:val="20"/>
+                <w:rFonts w:ascii="Times New Roman" w:hAnsi="Times New Roman" w:eastAsia="Times New Roman" w:cs="Times New Roman"/>
+                <w:b w:val="0"/>
+                <w:sz w:val="22"/>
               </w:rPr>
               <w:t>Накопитель</w:t>
             </w:r>
@@ -383,13 +615,25 @@
           <w:tcPr>
             <w:tcW w:type="dxa" w:w="2880"/>
           </w:tcPr>
-          <w:p/>
+          <w:p>
+            <w:pPr>
+              <w:spacing w:line="360" w:lineRule="auto" w:before="0" w:after="0"/>
+              <w:ind w:firstLine="0"/>
+              <w:jc w:val="both"/>
+            </w:pPr>
+          </w:p>
         </w:tc>
         <w:tc>
           <w:tcPr>
             <w:tcW w:type="dxa" w:w="2880"/>
           </w:tcPr>
-          <w:p/>
+          <w:p>
+            <w:pPr>
+              <w:spacing w:line="360" w:lineRule="auto" w:before="0" w:after="0"/>
+              <w:ind w:firstLine="0"/>
+              <w:jc w:val="both"/>
+            </w:pPr>
+          </w:p>
         </w:tc>
       </w:tr>
       <w:tr>
@@ -398,9 +642,16 @@
             <w:tcW w:type="dxa" w:w="2880"/>
           </w:tcPr>
           <w:p>
+            <w:pPr>
+              <w:spacing w:line="360" w:lineRule="auto" w:before="0" w:after="0"/>
+              <w:ind w:firstLine="0"/>
+              <w:jc w:val="both"/>
+            </w:pPr>
             <w:r>
               <w:rPr>
-                <w:sz w:val="20"/>
+                <w:rFonts w:ascii="Times New Roman" w:hAnsi="Times New Roman" w:eastAsia="Times New Roman" w:cs="Times New Roman"/>
+                <w:b w:val="0"/>
+                <w:sz w:val="22"/>
               </w:rPr>
               <w:t>Накопитель</w:t>
             </w:r>
@@ -410,53 +661,86 @@
           <w:tcPr>
             <w:tcW w:type="dxa" w:w="2880"/>
           </w:tcPr>
-          <w:p/>
+          <w:p>
+            <w:pPr>
+              <w:spacing w:line="360" w:lineRule="auto" w:before="0" w:after="0"/>
+              <w:ind w:firstLine="0"/>
+              <w:jc w:val="both"/>
+            </w:pPr>
+          </w:p>
         </w:tc>
         <w:tc>
           <w:tcPr>
             <w:tcW w:type="dxa" w:w="2880"/>
           </w:tcPr>
-          <w:p/>
+          <w:p>
+            <w:pPr>
+              <w:spacing w:line="360" w:lineRule="auto" w:before="0" w:after="0"/>
+              <w:ind w:firstLine="0"/>
+              <w:jc w:val="both"/>
+            </w:pPr>
+          </w:p>
         </w:tc>
       </w:tr>
     </w:tbl>
     <w:p/>
     <w:p>
+      <w:pPr>
+        <w:spacing w:line="360" w:lineRule="auto" w:before="0" w:after="0"/>
+        <w:ind w:firstLine="709"/>
+        <w:jc w:val="both"/>
+      </w:pPr>
       <w:r>
         <w:rPr>
+          <w:rFonts w:ascii="Times New Roman" w:hAnsi="Times New Roman" w:eastAsia="Times New Roman" w:cs="Times New Roman"/>
           <w:b/>
-          <w:sz w:val="24"/>
+          <w:sz w:val="28"/>
         </w:rPr>
         <w:t>Диаграмма потоков данных</w:t>
       </w:r>
     </w:p>
     <w:p>
+      <w:pPr>
+        <w:spacing w:line="360" w:lineRule="auto" w:before="0" w:after="0"/>
+        <w:ind w:firstLine="709"/>
+        <w:jc w:val="both"/>
+      </w:pPr>
       <w:r>
         <w:rPr>
+          <w:rFonts w:ascii="Times New Roman" w:hAnsi="Times New Roman" w:eastAsia="Times New Roman" w:cs="Times New Roman"/>
           <w:b w:val="0"/>
-          <w:sz w:val="24"/>
+          <w:sz w:val="28"/>
         </w:rPr>
         <w:t>Нарисуйте диаграмму выбранной системы: внешние сущности, процессы, накопители и подписанные потоки данных. Если есть поток управления, покажите его отдельно.</w:t>
       </w:r>
     </w:p>
     <w:p>
       <w:pPr>
+        <w:spacing w:line="360" w:lineRule="auto" w:before="0" w:after="0"/>
+        <w:ind w:firstLine="0"/>
         <w:jc w:val="center"/>
       </w:pPr>
       <w:r>
         <w:rPr>
+          <w:rFonts w:ascii="Times New Roman" w:hAnsi="Times New Roman" w:eastAsia="Times New Roman" w:cs="Times New Roman"/>
           <w:i/>
-          <w:sz w:val="22"/>
+          <w:sz w:val="28"/>
         </w:rPr>
         <w:t>[ Место для диаграммы: нарисуйте от руки, в графическом редакторе или вставьте снимок ]</w:t>
       </w:r>
     </w:p>
     <w:p/>
     <w:p>
+      <w:pPr>
+        <w:spacing w:line="360" w:lineRule="auto" w:before="0" w:after="0"/>
+        <w:ind w:firstLine="709"/>
+        <w:jc w:val="both"/>
+      </w:pPr>
       <w:r>
         <w:rPr>
+          <w:rFonts w:ascii="Times New Roman" w:hAnsi="Times New Roman" w:eastAsia="Times New Roman" w:cs="Times New Roman"/>
           <w:b/>
-          <w:sz w:val="24"/>
+          <w:sz w:val="28"/>
         </w:rPr>
         <w:t>Реестр потоков</w:t>
       </w:r>
@@ -465,6 +749,7 @@
       <w:tblPr>
         <w:tblStyle w:val="TableGrid"/>
         <w:tblW w:type="auto" w:w="0"/>
+        <w:tblLayout w:type="autofit"/>
         <w:tblLook w:firstColumn="1" w:firstRow="1" w:lastColumn="0" w:lastRow="0" w:noHBand="0" w:noVBand="1" w:val="04A0"/>
       </w:tblPr>
       <w:tblGrid>
@@ -480,9 +765,16 @@
             <w:tcW w:type="dxa" w:w="1728"/>
           </w:tcPr>
           <w:p>
+            <w:pPr>
+              <w:spacing w:line="360" w:lineRule="auto" w:before="0" w:after="0"/>
+              <w:ind w:firstLine="0"/>
+              <w:jc w:val="center"/>
+            </w:pPr>
             <w:r>
               <w:rPr>
-                <w:sz w:val="20"/>
+                <w:rFonts w:ascii="Times New Roman" w:hAnsi="Times New Roman" w:eastAsia="Times New Roman" w:cs="Times New Roman"/>
+                <w:b/>
+                <w:sz w:val="22"/>
               </w:rPr>
               <w:t>№</w:t>
             </w:r>
@@ -493,9 +785,16 @@
             <w:tcW w:type="dxa" w:w="1728"/>
           </w:tcPr>
           <w:p>
+            <w:pPr>
+              <w:spacing w:line="360" w:lineRule="auto" w:before="0" w:after="0"/>
+              <w:ind w:firstLine="0"/>
+              <w:jc w:val="center"/>
+            </w:pPr>
             <w:r>
               <w:rPr>
-                <w:sz w:val="20"/>
+                <w:rFonts w:ascii="Times New Roman" w:hAnsi="Times New Roman" w:eastAsia="Times New Roman" w:cs="Times New Roman"/>
+                <w:b/>
+                <w:sz w:val="22"/>
               </w:rPr>
               <w:t>Состав данных</w:t>
             </w:r>
@@ -506,9 +805,16 @@
             <w:tcW w:type="dxa" w:w="1728"/>
           </w:tcPr>
           <w:p>
+            <w:pPr>
+              <w:spacing w:line="360" w:lineRule="auto" w:before="0" w:after="0"/>
+              <w:ind w:firstLine="0"/>
+              <w:jc w:val="center"/>
+            </w:pPr>
             <w:r>
               <w:rPr>
-                <w:sz w:val="20"/>
+                <w:rFonts w:ascii="Times New Roman" w:hAnsi="Times New Roman" w:eastAsia="Times New Roman" w:cs="Times New Roman"/>
+                <w:b/>
+                <w:sz w:val="22"/>
               </w:rPr>
               <w:t>Источник</w:t>
             </w:r>
@@ -519,9 +825,16 @@
             <w:tcW w:type="dxa" w:w="1728"/>
           </w:tcPr>
           <w:p>
+            <w:pPr>
+              <w:spacing w:line="360" w:lineRule="auto" w:before="0" w:after="0"/>
+              <w:ind w:firstLine="0"/>
+              <w:jc w:val="center"/>
+            </w:pPr>
             <w:r>
               <w:rPr>
-                <w:sz w:val="20"/>
+                <w:rFonts w:ascii="Times New Roman" w:hAnsi="Times New Roman" w:eastAsia="Times New Roman" w:cs="Times New Roman"/>
+                <w:b/>
+                <w:sz w:val="22"/>
               </w:rPr>
               <w:t>Приёмник</w:t>
             </w:r>
@@ -532,9 +845,16 @@
             <w:tcW w:type="dxa" w:w="1728"/>
           </w:tcPr>
           <w:p>
+            <w:pPr>
+              <w:spacing w:line="360" w:lineRule="auto" w:before="0" w:after="0"/>
+              <w:ind w:firstLine="0"/>
+              <w:jc w:val="center"/>
+            </w:pPr>
             <w:r>
               <w:rPr>
-                <w:sz w:val="20"/>
+                <w:rFonts w:ascii="Times New Roman" w:hAnsi="Times New Roman" w:eastAsia="Times New Roman" w:cs="Times New Roman"/>
+                <w:b/>
+                <w:sz w:val="22"/>
               </w:rPr>
               <w:t>Тип</w:t>
             </w:r>
@@ -547,9 +867,16 @@
             <w:tcW w:type="dxa" w:w="1728"/>
           </w:tcPr>
           <w:p>
+            <w:pPr>
+              <w:spacing w:line="360" w:lineRule="auto" w:before="0" w:after="0"/>
+              <w:ind w:firstLine="0"/>
+              <w:jc w:val="both"/>
+            </w:pPr>
             <w:r>
               <w:rPr>
-                <w:sz w:val="20"/>
+                <w:rFonts w:ascii="Times New Roman" w:hAnsi="Times New Roman" w:eastAsia="Times New Roman" w:cs="Times New Roman"/>
+                <w:b w:val="0"/>
+                <w:sz w:val="22"/>
               </w:rPr>
               <w:t>1</w:t>
             </w:r>
@@ -559,25 +886,49 @@
           <w:tcPr>
             <w:tcW w:type="dxa" w:w="1728"/>
           </w:tcPr>
-          <w:p/>
+          <w:p>
+            <w:pPr>
+              <w:spacing w:line="360" w:lineRule="auto" w:before="0" w:after="0"/>
+              <w:ind w:firstLine="0"/>
+              <w:jc w:val="both"/>
+            </w:pPr>
+          </w:p>
         </w:tc>
         <w:tc>
           <w:tcPr>
             <w:tcW w:type="dxa" w:w="1728"/>
           </w:tcPr>
-          <w:p/>
+          <w:p>
+            <w:pPr>
+              <w:spacing w:line="360" w:lineRule="auto" w:before="0" w:after="0"/>
+              <w:ind w:firstLine="0"/>
+              <w:jc w:val="both"/>
+            </w:pPr>
+          </w:p>
         </w:tc>
         <w:tc>
           <w:tcPr>
             <w:tcW w:type="dxa" w:w="1728"/>
           </w:tcPr>
-          <w:p/>
+          <w:p>
+            <w:pPr>
+              <w:spacing w:line="360" w:lineRule="auto" w:before="0" w:after="0"/>
+              <w:ind w:firstLine="0"/>
+              <w:jc w:val="both"/>
+            </w:pPr>
+          </w:p>
         </w:tc>
         <w:tc>
           <w:tcPr>
             <w:tcW w:type="dxa" w:w="1728"/>
           </w:tcPr>
-          <w:p/>
+          <w:p>
+            <w:pPr>
+              <w:spacing w:line="360" w:lineRule="auto" w:before="0" w:after="0"/>
+              <w:ind w:firstLine="0"/>
+              <w:jc w:val="both"/>
+            </w:pPr>
+          </w:p>
         </w:tc>
       </w:tr>
       <w:tr>
@@ -586,9 +937,16 @@
             <w:tcW w:type="dxa" w:w="1728"/>
           </w:tcPr>
           <w:p>
+            <w:pPr>
+              <w:spacing w:line="360" w:lineRule="auto" w:before="0" w:after="0"/>
+              <w:ind w:firstLine="0"/>
+              <w:jc w:val="both"/>
+            </w:pPr>
             <w:r>
               <w:rPr>
-                <w:sz w:val="20"/>
+                <w:rFonts w:ascii="Times New Roman" w:hAnsi="Times New Roman" w:eastAsia="Times New Roman" w:cs="Times New Roman"/>
+                <w:b w:val="0"/>
+                <w:sz w:val="22"/>
               </w:rPr>
               <w:t>2</w:t>
             </w:r>
@@ -598,25 +956,49 @@
           <w:tcPr>
             <w:tcW w:type="dxa" w:w="1728"/>
           </w:tcPr>
-          <w:p/>
+          <w:p>
+            <w:pPr>
+              <w:spacing w:line="360" w:lineRule="auto" w:before="0" w:after="0"/>
+              <w:ind w:firstLine="0"/>
+              <w:jc w:val="both"/>
+            </w:pPr>
+          </w:p>
         </w:tc>
         <w:tc>
           <w:tcPr>
             <w:tcW w:type="dxa" w:w="1728"/>
           </w:tcPr>
-          <w:p/>
+          <w:p>
+            <w:pPr>
+              <w:spacing w:line="360" w:lineRule="auto" w:before="0" w:after="0"/>
+              <w:ind w:firstLine="0"/>
+              <w:jc w:val="both"/>
+            </w:pPr>
+          </w:p>
         </w:tc>
         <w:tc>
           <w:tcPr>
             <w:tcW w:type="dxa" w:w="1728"/>
           </w:tcPr>
-          <w:p/>
+          <w:p>
+            <w:pPr>
+              <w:spacing w:line="360" w:lineRule="auto" w:before="0" w:after="0"/>
+              <w:ind w:firstLine="0"/>
+              <w:jc w:val="both"/>
+            </w:pPr>
+          </w:p>
         </w:tc>
         <w:tc>
           <w:tcPr>
             <w:tcW w:type="dxa" w:w="1728"/>
           </w:tcPr>
-          <w:p/>
+          <w:p>
+            <w:pPr>
+              <w:spacing w:line="360" w:lineRule="auto" w:before="0" w:after="0"/>
+              <w:ind w:firstLine="0"/>
+              <w:jc w:val="both"/>
+            </w:pPr>
+          </w:p>
         </w:tc>
       </w:tr>
       <w:tr>
@@ -625,9 +1007,16 @@
             <w:tcW w:type="dxa" w:w="1728"/>
           </w:tcPr>
           <w:p>
+            <w:pPr>
+              <w:spacing w:line="360" w:lineRule="auto" w:before="0" w:after="0"/>
+              <w:ind w:firstLine="0"/>
+              <w:jc w:val="both"/>
+            </w:pPr>
             <w:r>
               <w:rPr>
-                <w:sz w:val="20"/>
+                <w:rFonts w:ascii="Times New Roman" w:hAnsi="Times New Roman" w:eastAsia="Times New Roman" w:cs="Times New Roman"/>
+                <w:b w:val="0"/>
+                <w:sz w:val="22"/>
               </w:rPr>
               <w:t>3</w:t>
             </w:r>
@@ -637,25 +1026,49 @@
           <w:tcPr>
             <w:tcW w:type="dxa" w:w="1728"/>
           </w:tcPr>
-          <w:p/>
+          <w:p>
+            <w:pPr>
+              <w:spacing w:line="360" w:lineRule="auto" w:before="0" w:after="0"/>
+              <w:ind w:firstLine="0"/>
+              <w:jc w:val="both"/>
+            </w:pPr>
+          </w:p>
         </w:tc>
         <w:tc>
           <w:tcPr>
             <w:tcW w:type="dxa" w:w="1728"/>
           </w:tcPr>
-          <w:p/>
+          <w:p>
+            <w:pPr>
+              <w:spacing w:line="360" w:lineRule="auto" w:before="0" w:after="0"/>
+              <w:ind w:firstLine="0"/>
+              <w:jc w:val="both"/>
+            </w:pPr>
+          </w:p>
         </w:tc>
         <w:tc>
           <w:tcPr>
             <w:tcW w:type="dxa" w:w="1728"/>
           </w:tcPr>
-          <w:p/>
+          <w:p>
+            <w:pPr>
+              <w:spacing w:line="360" w:lineRule="auto" w:before="0" w:after="0"/>
+              <w:ind w:firstLine="0"/>
+              <w:jc w:val="both"/>
+            </w:pPr>
+          </w:p>
         </w:tc>
         <w:tc>
           <w:tcPr>
             <w:tcW w:type="dxa" w:w="1728"/>
           </w:tcPr>
-          <w:p/>
+          <w:p>
+            <w:pPr>
+              <w:spacing w:line="360" w:lineRule="auto" w:before="0" w:after="0"/>
+              <w:ind w:firstLine="0"/>
+              <w:jc w:val="both"/>
+            </w:pPr>
+          </w:p>
         </w:tc>
       </w:tr>
       <w:tr>
@@ -664,9 +1077,16 @@
             <w:tcW w:type="dxa" w:w="1728"/>
           </w:tcPr>
           <w:p>
+            <w:pPr>
+              <w:spacing w:line="360" w:lineRule="auto" w:before="0" w:after="0"/>
+              <w:ind w:firstLine="0"/>
+              <w:jc w:val="both"/>
+            </w:pPr>
             <w:r>
               <w:rPr>
-                <w:sz w:val="20"/>
+                <w:rFonts w:ascii="Times New Roman" w:hAnsi="Times New Roman" w:eastAsia="Times New Roman" w:cs="Times New Roman"/>
+                <w:b w:val="0"/>
+                <w:sz w:val="22"/>
               </w:rPr>
               <w:t>4</w:t>
             </w:r>
@@ -676,25 +1096,49 @@
           <w:tcPr>
             <w:tcW w:type="dxa" w:w="1728"/>
           </w:tcPr>
-          <w:p/>
+          <w:p>
+            <w:pPr>
+              <w:spacing w:line="360" w:lineRule="auto" w:before="0" w:after="0"/>
+              <w:ind w:firstLine="0"/>
+              <w:jc w:val="both"/>
+            </w:pPr>
+          </w:p>
         </w:tc>
         <w:tc>
           <w:tcPr>
             <w:tcW w:type="dxa" w:w="1728"/>
           </w:tcPr>
-          <w:p/>
+          <w:p>
+            <w:pPr>
+              <w:spacing w:line="360" w:lineRule="auto" w:before="0" w:after="0"/>
+              <w:ind w:firstLine="0"/>
+              <w:jc w:val="both"/>
+            </w:pPr>
+          </w:p>
         </w:tc>
         <w:tc>
           <w:tcPr>
             <w:tcW w:type="dxa" w:w="1728"/>
           </w:tcPr>
-          <w:p/>
+          <w:p>
+            <w:pPr>
+              <w:spacing w:line="360" w:lineRule="auto" w:before="0" w:after="0"/>
+              <w:ind w:firstLine="0"/>
+              <w:jc w:val="both"/>
+            </w:pPr>
+          </w:p>
         </w:tc>
         <w:tc>
           <w:tcPr>
             <w:tcW w:type="dxa" w:w="1728"/>
           </w:tcPr>
-          <w:p/>
+          <w:p>
+            <w:pPr>
+              <w:spacing w:line="360" w:lineRule="auto" w:before="0" w:after="0"/>
+              <w:ind w:firstLine="0"/>
+              <w:jc w:val="both"/>
+            </w:pPr>
+          </w:p>
         </w:tc>
       </w:tr>
       <w:tr>
@@ -703,9 +1147,16 @@
             <w:tcW w:type="dxa" w:w="1728"/>
           </w:tcPr>
           <w:p>
+            <w:pPr>
+              <w:spacing w:line="360" w:lineRule="auto" w:before="0" w:after="0"/>
+              <w:ind w:firstLine="0"/>
+              <w:jc w:val="both"/>
+            </w:pPr>
             <w:r>
               <w:rPr>
-                <w:sz w:val="20"/>
+                <w:rFonts w:ascii="Times New Roman" w:hAnsi="Times New Roman" w:eastAsia="Times New Roman" w:cs="Times New Roman"/>
+                <w:b w:val="0"/>
+                <w:sz w:val="22"/>
               </w:rPr>
               <w:t>5</w:t>
             </w:r>
@@ -715,25 +1166,49 @@
           <w:tcPr>
             <w:tcW w:type="dxa" w:w="1728"/>
           </w:tcPr>
-          <w:p/>
+          <w:p>
+            <w:pPr>
+              <w:spacing w:line="360" w:lineRule="auto" w:before="0" w:after="0"/>
+              <w:ind w:firstLine="0"/>
+              <w:jc w:val="both"/>
+            </w:pPr>
+          </w:p>
         </w:tc>
         <w:tc>
           <w:tcPr>
             <w:tcW w:type="dxa" w:w="1728"/>
           </w:tcPr>
-          <w:p/>
+          <w:p>
+            <w:pPr>
+              <w:spacing w:line="360" w:lineRule="auto" w:before="0" w:after="0"/>
+              <w:ind w:firstLine="0"/>
+              <w:jc w:val="both"/>
+            </w:pPr>
+          </w:p>
         </w:tc>
         <w:tc>
           <w:tcPr>
             <w:tcW w:type="dxa" w:w="1728"/>
           </w:tcPr>
-          <w:p/>
+          <w:p>
+            <w:pPr>
+              <w:spacing w:line="360" w:lineRule="auto" w:before="0" w:after="0"/>
+              <w:ind w:firstLine="0"/>
+              <w:jc w:val="both"/>
+            </w:pPr>
+          </w:p>
         </w:tc>
         <w:tc>
           <w:tcPr>
             <w:tcW w:type="dxa" w:w="1728"/>
           </w:tcPr>
-          <w:p/>
+          <w:p>
+            <w:pPr>
+              <w:spacing w:line="360" w:lineRule="auto" w:before="0" w:after="0"/>
+              <w:ind w:firstLine="0"/>
+              <w:jc w:val="both"/>
+            </w:pPr>
+          </w:p>
         </w:tc>
       </w:tr>
       <w:tr>
@@ -742,9 +1217,16 @@
             <w:tcW w:type="dxa" w:w="1728"/>
           </w:tcPr>
           <w:p>
+            <w:pPr>
+              <w:spacing w:line="360" w:lineRule="auto" w:before="0" w:after="0"/>
+              <w:ind w:firstLine="0"/>
+              <w:jc w:val="both"/>
+            </w:pPr>
             <w:r>
               <w:rPr>
-                <w:sz w:val="20"/>
+                <w:rFonts w:ascii="Times New Roman" w:hAnsi="Times New Roman" w:eastAsia="Times New Roman" w:cs="Times New Roman"/>
+                <w:b w:val="0"/>
+                <w:sz w:val="22"/>
               </w:rPr>
               <w:t>6</w:t>
             </w:r>
@@ -754,25 +1236,49 @@
           <w:tcPr>
             <w:tcW w:type="dxa" w:w="1728"/>
           </w:tcPr>
-          <w:p/>
+          <w:p>
+            <w:pPr>
+              <w:spacing w:line="360" w:lineRule="auto" w:before="0" w:after="0"/>
+              <w:ind w:firstLine="0"/>
+              <w:jc w:val="both"/>
+            </w:pPr>
+          </w:p>
         </w:tc>
         <w:tc>
           <w:tcPr>
             <w:tcW w:type="dxa" w:w="1728"/>
           </w:tcPr>
-          <w:p/>
+          <w:p>
+            <w:pPr>
+              <w:spacing w:line="360" w:lineRule="auto" w:before="0" w:after="0"/>
+              <w:ind w:firstLine="0"/>
+              <w:jc w:val="both"/>
+            </w:pPr>
+          </w:p>
         </w:tc>
         <w:tc>
           <w:tcPr>
             <w:tcW w:type="dxa" w:w="1728"/>
           </w:tcPr>
-          <w:p/>
+          <w:p>
+            <w:pPr>
+              <w:spacing w:line="360" w:lineRule="auto" w:before="0" w:after="0"/>
+              <w:ind w:firstLine="0"/>
+              <w:jc w:val="both"/>
+            </w:pPr>
+          </w:p>
         </w:tc>
         <w:tc>
           <w:tcPr>
             <w:tcW w:type="dxa" w:w="1728"/>
           </w:tcPr>
-          <w:p/>
+          <w:p>
+            <w:pPr>
+              <w:spacing w:line="360" w:lineRule="auto" w:before="0" w:after="0"/>
+              <w:ind w:firstLine="0"/>
+              <w:jc w:val="both"/>
+            </w:pPr>
+          </w:p>
         </w:tc>
       </w:tr>
       <w:tr>
@@ -781,9 +1287,16 @@
             <w:tcW w:type="dxa" w:w="1728"/>
           </w:tcPr>
           <w:p>
+            <w:pPr>
+              <w:spacing w:line="360" w:lineRule="auto" w:before="0" w:after="0"/>
+              <w:ind w:firstLine="0"/>
+              <w:jc w:val="both"/>
+            </w:pPr>
             <w:r>
               <w:rPr>
-                <w:sz w:val="20"/>
+                <w:rFonts w:ascii="Times New Roman" w:hAnsi="Times New Roman" w:eastAsia="Times New Roman" w:cs="Times New Roman"/>
+                <w:b w:val="0"/>
+                <w:sz w:val="22"/>
               </w:rPr>
               <w:t>7</w:t>
             </w:r>
@@ -793,25 +1306,49 @@
           <w:tcPr>
             <w:tcW w:type="dxa" w:w="1728"/>
           </w:tcPr>
-          <w:p/>
+          <w:p>
+            <w:pPr>
+              <w:spacing w:line="360" w:lineRule="auto" w:before="0" w:after="0"/>
+              <w:ind w:firstLine="0"/>
+              <w:jc w:val="both"/>
+            </w:pPr>
+          </w:p>
         </w:tc>
         <w:tc>
           <w:tcPr>
             <w:tcW w:type="dxa" w:w="1728"/>
           </w:tcPr>
-          <w:p/>
+          <w:p>
+            <w:pPr>
+              <w:spacing w:line="360" w:lineRule="auto" w:before="0" w:after="0"/>
+              <w:ind w:firstLine="0"/>
+              <w:jc w:val="both"/>
+            </w:pPr>
+          </w:p>
         </w:tc>
         <w:tc>
           <w:tcPr>
             <w:tcW w:type="dxa" w:w="1728"/>
           </w:tcPr>
-          <w:p/>
+          <w:p>
+            <w:pPr>
+              <w:spacing w:line="360" w:lineRule="auto" w:before="0" w:after="0"/>
+              <w:ind w:firstLine="0"/>
+              <w:jc w:val="both"/>
+            </w:pPr>
+          </w:p>
         </w:tc>
         <w:tc>
           <w:tcPr>
             <w:tcW w:type="dxa" w:w="1728"/>
           </w:tcPr>
-          <w:p/>
+          <w:p>
+            <w:pPr>
+              <w:spacing w:line="360" w:lineRule="auto" w:before="0" w:after="0"/>
+              <w:ind w:firstLine="0"/>
+              <w:jc w:val="both"/>
+            </w:pPr>
+          </w:p>
         </w:tc>
       </w:tr>
       <w:tr>
@@ -820,9 +1357,16 @@
             <w:tcW w:type="dxa" w:w="1728"/>
           </w:tcPr>
           <w:p>
+            <w:pPr>
+              <w:spacing w:line="360" w:lineRule="auto" w:before="0" w:after="0"/>
+              <w:ind w:firstLine="0"/>
+              <w:jc w:val="both"/>
+            </w:pPr>
             <w:r>
               <w:rPr>
-                <w:sz w:val="20"/>
+                <w:rFonts w:ascii="Times New Roman" w:hAnsi="Times New Roman" w:eastAsia="Times New Roman" w:cs="Times New Roman"/>
+                <w:b w:val="0"/>
+                <w:sz w:val="22"/>
               </w:rPr>
               <w:t>8</w:t>
             </w:r>
@@ -832,34 +1376,64 @@
           <w:tcPr>
             <w:tcW w:type="dxa" w:w="1728"/>
           </w:tcPr>
-          <w:p/>
+          <w:p>
+            <w:pPr>
+              <w:spacing w:line="360" w:lineRule="auto" w:before="0" w:after="0"/>
+              <w:ind w:firstLine="0"/>
+              <w:jc w:val="both"/>
+            </w:pPr>
+          </w:p>
         </w:tc>
         <w:tc>
           <w:tcPr>
             <w:tcW w:type="dxa" w:w="1728"/>
           </w:tcPr>
-          <w:p/>
+          <w:p>
+            <w:pPr>
+              <w:spacing w:line="360" w:lineRule="auto" w:before="0" w:after="0"/>
+              <w:ind w:firstLine="0"/>
+              <w:jc w:val="both"/>
+            </w:pPr>
+          </w:p>
         </w:tc>
         <w:tc>
           <w:tcPr>
             <w:tcW w:type="dxa" w:w="1728"/>
           </w:tcPr>
-          <w:p/>
+          <w:p>
+            <w:pPr>
+              <w:spacing w:line="360" w:lineRule="auto" w:before="0" w:after="0"/>
+              <w:ind w:firstLine="0"/>
+              <w:jc w:val="both"/>
+            </w:pPr>
+          </w:p>
         </w:tc>
         <w:tc>
           <w:tcPr>
             <w:tcW w:type="dxa" w:w="1728"/>
           </w:tcPr>
-          <w:p/>
+          <w:p>
+            <w:pPr>
+              <w:spacing w:line="360" w:lineRule="auto" w:before="0" w:after="0"/>
+              <w:ind w:firstLine="0"/>
+              <w:jc w:val="both"/>
+            </w:pPr>
+          </w:p>
         </w:tc>
       </w:tr>
     </w:tbl>
     <w:p/>
     <w:p>
+      <w:pPr>
+        <w:spacing w:line="360" w:lineRule="auto" w:before="0" w:after="0"/>
+        <w:ind w:firstLine="709"/>
+        <w:jc w:val="both"/>
+      </w:pPr>
       <w:r>
         <w:rPr>
+          <w:rFonts w:ascii="Times New Roman" w:hAnsi="Times New Roman" w:eastAsia="Times New Roman" w:cs="Times New Roman"/>
           <w:b/>
-          <w:sz w:val="24"/>
+          <w:sz w:val="28"/>
         </w:rPr>
         <w:t>Скриншоты выполнения работы</w:t>
       </w:r>
@@ -867,75 +1441,117 @@
     <w:p/>
     <w:p>
       <w:pPr>
+        <w:spacing w:line="360" w:lineRule="auto" w:before="0" w:after="0"/>
+        <w:ind w:firstLine="0"/>
         <w:jc w:val="center"/>
       </w:pPr>
       <w:r>
         <w:rPr>
+          <w:rFonts w:ascii="Times New Roman" w:hAnsi="Times New Roman" w:eastAsia="Times New Roman" w:cs="Times New Roman"/>
           <w:i/>
-          <w:sz w:val="22"/>
+          <w:sz w:val="28"/>
         </w:rPr>
         <w:t>[ Место для скриншота 2: диаграмма потоков данных в рабочем виде ]</w:t>
       </w:r>
     </w:p>
     <w:p/>
     <w:p>
+      <w:pPr>
+        <w:pStyle w:val="Heading1"/>
+        <w:keepNext/>
+        <w:keepLines/>
+        <w:spacing w:line="240" w:lineRule="auto" w:before="240" w:after="0"/>
+        <w:ind w:firstLine="0" w:left="0"/>
+        <w:jc w:val="both"/>
+      </w:pPr>
       <w:r>
         <w:rPr>
-          <w:b/>
-          <w:sz w:val="24"/>
+          <w:rFonts w:ascii="Times New Roman" w:hAnsi="Times New Roman" w:eastAsia="Times New Roman" w:cs="Times New Roman"/>
+          <w:b w:val="0"/>
+          <w:sz w:val="28"/>
         </w:rPr>
         <w:t>Вывод</w:t>
       </w:r>
     </w:p>
     <w:p>
+      <w:pPr>
+        <w:spacing w:line="360" w:lineRule="auto" w:before="0" w:after="0"/>
+        <w:ind w:firstLine="709"/>
+        <w:jc w:val="both"/>
+      </w:pPr>
       <w:r>
         <w:rPr>
+          <w:rFonts w:ascii="Times New Roman" w:hAnsi="Times New Roman" w:eastAsia="Times New Roman" w:cs="Times New Roman"/>
           <w:b w:val="0"/>
-          <w:sz w:val="24"/>
+          <w:sz w:val="28"/>
         </w:rPr>
         <w:t>Какие процессы в вашей системе преобразуют данные и где они хранятся? Приведите пример потока, который было бы легко потерять.</w:t>
       </w:r>
     </w:p>
     <w:p>
+      <w:pPr>
+        <w:spacing w:line="360" w:lineRule="auto" w:before="0" w:after="0"/>
+        <w:ind w:firstLine="709"/>
+        <w:jc w:val="both"/>
+      </w:pPr>
       <w:r>
         <w:rPr>
+          <w:rFonts w:ascii="Times New Roman" w:hAnsi="Times New Roman" w:eastAsia="Times New Roman" w:cs="Times New Roman"/>
           <w:b w:val="0"/>
-          <w:sz w:val="24"/>
+          <w:sz w:val="28"/>
         </w:rPr>
         <w:t>________________________________________________________________________</w:t>
       </w:r>
     </w:p>
     <w:p>
+      <w:pPr>
+        <w:spacing w:line="360" w:lineRule="auto" w:before="0" w:after="0"/>
+        <w:ind w:firstLine="709"/>
+        <w:jc w:val="both"/>
+      </w:pPr>
       <w:r>
         <w:rPr>
+          <w:rFonts w:ascii="Times New Roman" w:hAnsi="Times New Roman" w:eastAsia="Times New Roman" w:cs="Times New Roman"/>
           <w:b w:val="0"/>
-          <w:sz w:val="24"/>
+          <w:sz w:val="28"/>
         </w:rPr>
         <w:t>________________________________________________________________________</w:t>
       </w:r>
     </w:p>
     <w:p>
+      <w:pPr>
+        <w:spacing w:line="360" w:lineRule="auto" w:before="0" w:after="0"/>
+        <w:ind w:firstLine="709"/>
+        <w:jc w:val="both"/>
+      </w:pPr>
       <w:r>
         <w:rPr>
+          <w:rFonts w:ascii="Times New Roman" w:hAnsi="Times New Roman" w:eastAsia="Times New Roman" w:cs="Times New Roman"/>
           <w:b w:val="0"/>
-          <w:sz w:val="24"/>
+          <w:sz w:val="28"/>
         </w:rPr>
         <w:t>________________________________________________________________________</w:t>
       </w:r>
     </w:p>
     <w:p>
+      <w:pPr>
+        <w:spacing w:line="360" w:lineRule="auto" w:before="0" w:after="0"/>
+        <w:ind w:firstLine="709"/>
+        <w:jc w:val="both"/>
+      </w:pPr>
       <w:r>
         <w:rPr>
+          <w:rFonts w:ascii="Times New Roman" w:hAnsi="Times New Roman" w:eastAsia="Times New Roman" w:cs="Times New Roman"/>
           <w:b w:val="0"/>
-          <w:sz w:val="24"/>
+          <w:sz w:val="28"/>
         </w:rPr>
         <w:t>________________________________________________________________________</w:t>
       </w:r>
     </w:p>
     <w:p/>
     <w:sectPr>
-      <w:pgSz w:w="12240" w:h="15840"/>
-      <w:pgMar w:top="1440" w:right="1800" w:bottom="1440" w:left="1800" w:header="720" w:footer="720" w:gutter="0"/>
+      <w:pgSz w:w="11906" w:h="16838"/>
+      <w:pgMar w:top="1134" w:right="850" w:bottom="1134" w:left="1701" w:header="720" w:footer="720" w:gutter="0"/>
       <w:cols w:space="720"/>
       <w:docGrid w:linePitch="360"/>
     </w:sectPr>
@@ -1306,9 +1922,14 @@
     <w:name w:val="Normal"/>
     <w:qFormat/>
     <w:rsid w:val="00FC693F"/>
+    <w:pPr>
+      <w:spacing w:line="360" w:lineRule="auto" w:before="0" w:after="0"/>
+      <w:ind w:firstLine="709"/>
+      <w:jc w:val="both"/>
+    </w:pPr>
     <w:rPr>
-      <w:rFonts w:ascii="Times New Roman" w:hAnsi="Times New Roman"/>
-      <w:sz w:val="24"/>
+      <w:rFonts w:ascii="Times New Roman" w:hAnsi="Times New Roman" w:eastAsia="Times New Roman" w:cs="Times New Roman"/>
+      <w:sz w:val="28"/>
     </w:rPr>
   </w:style>
   <w:style w:type="paragraph" w:styleId="Header">
@@ -1366,12 +1987,14 @@
     <w:pPr>
       <w:keepNext/>
       <w:keepLines/>
-      <w:spacing w:before="480" w:after="0"/>
+      <w:spacing w:before="240" w:after="0" w:line="240" w:lineRule="auto"/>
+      <w:ind w:firstLine="0" w:left="0"/>
+      <w:jc w:val="both"/>
       <w:outlineLvl w:val="0"/>
     </w:pPr>
     <w:rPr>
-      <w:rFonts w:asciiTheme="majorHAnsi" w:eastAsiaTheme="majorEastAsia" w:hAnsiTheme="majorHAnsi" w:cstheme="majorBidi"/>
-      <w:b/>
+      <w:rFonts w:asciiTheme="majorHAnsi" w:eastAsiaTheme="majorEastAsia" w:hAnsiTheme="majorHAnsi" w:cstheme="majorBidi" w:ascii="Times New Roman" w:hAnsi="Times New Roman" w:eastAsia="Times New Roman" w:cs="Times New Roman"/>
+      <w:b w:val="0"/>
       <w:bCs/>
       <w:color w:val="365F91" w:themeColor="accent1" w:themeShade="BF"/>
       <w:sz w:val="28"/>
@@ -1390,15 +2013,17 @@
     <w:pPr>
       <w:keepNext/>
       <w:keepLines/>
-      <w:spacing w:before="200" w:after="0"/>
+      <w:spacing w:before="40" w:after="0" w:line="240" w:lineRule="auto"/>
+      <w:ind w:firstLine="0" w:left="0"/>
+      <w:jc w:val="left"/>
       <w:outlineLvl w:val="1"/>
     </w:pPr>
     <w:rPr>
-      <w:rFonts w:asciiTheme="majorHAnsi" w:eastAsiaTheme="majorEastAsia" w:hAnsiTheme="majorHAnsi" w:cstheme="majorBidi"/>
+      <w:rFonts w:asciiTheme="majorHAnsi" w:eastAsiaTheme="majorEastAsia" w:hAnsiTheme="majorHAnsi" w:cstheme="majorBidi" w:ascii="Times New Roman" w:hAnsi="Times New Roman" w:eastAsia="Times New Roman" w:cs="Times New Roman"/>
       <w:b/>
       <w:bCs/>
       <w:color w:val="4F81BD" w:themeColor="accent1"/>
-      <w:sz w:val="26"/>
+      <w:sz w:val="28"/>
       <w:szCs w:val="26"/>
     </w:rPr>
   </w:style>
@@ -1728,9 +2353,14 @@
     <w:qFormat/>
     <w:rsid w:val="00FC693F"/>
     <w:pPr>
-      <w:ind w:left="720"/>
+      <w:spacing w:line="360" w:lineRule="auto" w:before="0" w:after="0"/>
+      <w:ind w:left="709" w:firstLine="0"/>
       <w:contextualSpacing/>
     </w:pPr>
+    <w:rPr>
+      <w:rFonts w:ascii="Times New Roman" w:hAnsi="Times New Roman" w:eastAsia="Times New Roman" w:cs="Times New Roman"/>
+      <w:sz w:val="28"/>
+    </w:rPr>
   </w:style>
   <w:style w:type="paragraph" w:styleId="BodyText">
     <w:name w:val="Body Text"/>

--- a/courses/4/uifis/dist/reports/UIFIS_practice-3_report-template.docx
+++ b/courses/4/uifis/dist/reports/UIFIS_practice-3_report-template.docx
@@ -12,6 +12,7 @@
         <w:rPr>
           <w:rFonts w:ascii="Times New Roman" w:hAnsi="Times New Roman" w:eastAsia="Times New Roman" w:cs="Times New Roman"/>
           <w:b/>
+          <w:color w:val="000000"/>
           <w:sz w:val="28"/>
         </w:rPr>
         <w:t>Устройство и функционирование информационной системы (МДК.06.03)</w:t>
@@ -27,6 +28,7 @@
         <w:rPr>
           <w:rFonts w:ascii="Times New Roman" w:hAnsi="Times New Roman" w:eastAsia="Times New Roman" w:cs="Times New Roman"/>
           <w:b/>
+          <w:color w:val="000000"/>
           <w:sz w:val="28"/>
         </w:rPr>
         <w:t>Отчёт по практической работе №3</w:t>
@@ -42,6 +44,7 @@
         <w:rPr>
           <w:rFonts w:ascii="Times New Roman" w:hAnsi="Times New Roman" w:eastAsia="Times New Roman" w:cs="Times New Roman"/>
           <w:b w:val="0"/>
+          <w:color w:val="000000"/>
           <w:sz w:val="28"/>
         </w:rPr>
         <w:t>Тема: Моделирование информационных потоков</w:t>
@@ -58,6 +61,7 @@
         <w:rPr>
           <w:rFonts w:ascii="Times New Roman" w:hAnsi="Times New Roman" w:eastAsia="Times New Roman" w:cs="Times New Roman"/>
           <w:b w:val="0"/>
+          <w:color w:val="000000"/>
           <w:sz w:val="28"/>
         </w:rPr>
         <w:t>ФИО студента: ______________________________________</w:t>
@@ -73,6 +77,7 @@
         <w:rPr>
           <w:rFonts w:ascii="Times New Roman" w:hAnsi="Times New Roman" w:eastAsia="Times New Roman" w:cs="Times New Roman"/>
           <w:b w:val="0"/>
+          <w:color w:val="000000"/>
           <w:sz w:val="28"/>
         </w:rPr>
         <w:t>Группа: ______________________  Дата: _______________</w:t>
@@ -84,14 +89,16 @@
         <w:pStyle w:val="Heading1"/>
         <w:keepNext/>
         <w:keepLines/>
+        <w:pageBreakBefore/>
         <w:spacing w:line="240" w:lineRule="auto" w:before="240" w:after="0"/>
-        <w:ind w:firstLine="0" w:left="0"/>
+        <w:ind w:left="0" w:firstLine="0"/>
         <w:jc w:val="both"/>
       </w:pPr>
       <w:r>
         <w:rPr>
           <w:rFonts w:ascii="Times New Roman" w:hAnsi="Times New Roman" w:eastAsia="Times New Roman" w:cs="Times New Roman"/>
           <w:b w:val="0"/>
+          <w:color w:val="000000"/>
           <w:sz w:val="28"/>
         </w:rPr>
         <w:t>Цель работы</w:t>
@@ -107,9 +114,9 @@
         <w:rPr>
           <w:rFonts w:ascii="Times New Roman" w:hAnsi="Times New Roman" w:eastAsia="Times New Roman" w:cs="Times New Roman"/>
           <w:b w:val="0"/>
+          <w:color w:val="000000"/>
           <w:sz w:val="28"/>
         </w:rPr>
-        <w:t>________________________________________________________________________</w:t>
       </w:r>
     </w:p>
     <w:p>
@@ -122,9 +129,9 @@
         <w:rPr>
           <w:rFonts w:ascii="Times New Roman" w:hAnsi="Times New Roman" w:eastAsia="Times New Roman" w:cs="Times New Roman"/>
           <w:b w:val="0"/>
+          <w:color w:val="000000"/>
           <w:sz w:val="28"/>
         </w:rPr>
-        <w:t>________________________________________________________________________</w:t>
       </w:r>
     </w:p>
     <w:p/>
@@ -134,13 +141,14 @@
         <w:keepNext/>
         <w:keepLines/>
         <w:spacing w:line="240" w:lineRule="auto" w:before="240" w:after="0"/>
-        <w:ind w:firstLine="0" w:left="0"/>
+        <w:ind w:left="0" w:firstLine="0"/>
         <w:jc w:val="both"/>
       </w:pPr>
       <w:r>
         <w:rPr>
           <w:rFonts w:ascii="Times New Roman" w:hAnsi="Times New Roman" w:eastAsia="Times New Roman" w:cs="Times New Roman"/>
           <w:b w:val="0"/>
+          <w:color w:val="000000"/>
           <w:sz w:val="28"/>
         </w:rPr>
         <w:t>Ход работы</w:t>
@@ -152,13 +160,14 @@
         <w:keepNext/>
         <w:keepLines/>
         <w:spacing w:line="240" w:lineRule="auto" w:before="240" w:after="0"/>
-        <w:ind w:firstLine="0" w:left="0"/>
+        <w:ind w:left="0" w:firstLine="0"/>
         <w:jc w:val="both"/>
       </w:pPr>
       <w:r>
         <w:rPr>
           <w:rFonts w:ascii="Times New Roman" w:hAnsi="Times New Roman" w:eastAsia="Times New Roman" w:cs="Times New Roman"/>
           <w:b w:val="0"/>
+          <w:color w:val="000000"/>
           <w:sz w:val="28"/>
         </w:rPr>
         <w:t>Краткие теоретические сведения</w:t>
@@ -174,6 +183,7 @@
         <w:rPr>
           <w:rFonts w:ascii="Times New Roman" w:hAnsi="Times New Roman" w:eastAsia="Times New Roman" w:cs="Times New Roman"/>
           <w:b w:val="0"/>
+          <w:color w:val="000000"/>
           <w:sz w:val="28"/>
         </w:rPr>
         <w:t>Перечислите четыре элемента диаграммы потоков данных и их обозначения:</w:t>
@@ -189,9 +199,10 @@
         <w:rPr>
           <w:rFonts w:ascii="Times New Roman" w:hAnsi="Times New Roman" w:eastAsia="Times New Roman" w:cs="Times New Roman"/>
           <w:b w:val="0"/>
+          <w:color w:val="000000"/>
           <w:sz w:val="28"/>
         </w:rPr>
-        <w:t>1. Внешняя сущность: ____________________________________________________</w:t>
+        <w:t xml:space="preserve">1. Внешняя сущность: </w:t>
       </w:r>
     </w:p>
     <w:p>
@@ -204,9 +215,10 @@
         <w:rPr>
           <w:rFonts w:ascii="Times New Roman" w:hAnsi="Times New Roman" w:eastAsia="Times New Roman" w:cs="Times New Roman"/>
           <w:b w:val="0"/>
+          <w:color w:val="000000"/>
           <w:sz w:val="28"/>
         </w:rPr>
-        <w:t>2. Процесс: _____________________________________________________________</w:t>
+        <w:t xml:space="preserve">2. Процесс: </w:t>
       </w:r>
     </w:p>
     <w:p>
@@ -219,9 +231,10 @@
         <w:rPr>
           <w:rFonts w:ascii="Times New Roman" w:hAnsi="Times New Roman" w:eastAsia="Times New Roman" w:cs="Times New Roman"/>
           <w:b w:val="0"/>
+          <w:color w:val="000000"/>
           <w:sz w:val="28"/>
         </w:rPr>
-        <w:t>3. Накопитель данных: ___________________________________________________</w:t>
+        <w:t xml:space="preserve">3. Накопитель данных: </w:t>
       </w:r>
     </w:p>
     <w:p>
@@ -234,9 +247,10 @@
         <w:rPr>
           <w:rFonts w:ascii="Times New Roman" w:hAnsi="Times New Roman" w:eastAsia="Times New Roman" w:cs="Times New Roman"/>
           <w:b w:val="0"/>
+          <w:color w:val="000000"/>
           <w:sz w:val="28"/>
         </w:rPr>
-        <w:t>4. Поток данных: ________________________________________________________</w:t>
+        <w:t xml:space="preserve">4. Поток данных: </w:t>
       </w:r>
     </w:p>
     <w:p/>
@@ -250,6 +264,7 @@
         <w:rPr>
           <w:rFonts w:ascii="Times New Roman" w:hAnsi="Times New Roman" w:eastAsia="Times New Roman" w:cs="Times New Roman"/>
           <w:b/>
+          <w:color w:val="000000"/>
           <w:sz w:val="28"/>
         </w:rPr>
         <w:t>Выбранная информационная система</w:t>
@@ -265,9 +280,10 @@
         <w:rPr>
           <w:rFonts w:ascii="Times New Roman" w:hAnsi="Times New Roman" w:eastAsia="Times New Roman" w:cs="Times New Roman"/>
           <w:b w:val="0"/>
+          <w:color w:val="000000"/>
           <w:sz w:val="28"/>
         </w:rPr>
-        <w:t>Название: _______________________________________________________________</w:t>
+        <w:t xml:space="preserve">Название: </w:t>
       </w:r>
     </w:p>
     <w:p/>
@@ -281,6 +297,7 @@
         <w:rPr>
           <w:rFonts w:ascii="Times New Roman" w:hAnsi="Times New Roman" w:eastAsia="Times New Roman" w:cs="Times New Roman"/>
           <w:b/>
+          <w:color w:val="000000"/>
           <w:sz w:val="28"/>
         </w:rPr>
         <w:t>Элементы системы</w:t>
@@ -313,6 +330,7 @@
               <w:rPr>
                 <w:rFonts w:ascii="Times New Roman" w:hAnsi="Times New Roman" w:eastAsia="Times New Roman" w:cs="Times New Roman"/>
                 <w:b/>
+                <w:color w:val="000000"/>
                 <w:sz w:val="22"/>
               </w:rPr>
               <w:t>Тип элемента</w:t>
@@ -333,6 +351,7 @@
               <w:rPr>
                 <w:rFonts w:ascii="Times New Roman" w:hAnsi="Times New Roman" w:eastAsia="Times New Roman" w:cs="Times New Roman"/>
                 <w:b/>
+                <w:color w:val="000000"/>
                 <w:sz w:val="22"/>
               </w:rPr>
               <w:t>Название</w:t>
@@ -353,6 +372,7 @@
               <w:rPr>
                 <w:rFonts w:ascii="Times New Roman" w:hAnsi="Times New Roman" w:eastAsia="Times New Roman" w:cs="Times New Roman"/>
                 <w:b/>
+                <w:color w:val="000000"/>
                 <w:sz w:val="22"/>
               </w:rPr>
               <w:t>Что делает или хранит</w:t>
@@ -375,6 +395,7 @@
               <w:rPr>
                 <w:rFonts w:ascii="Times New Roman" w:hAnsi="Times New Roman" w:eastAsia="Times New Roman" w:cs="Times New Roman"/>
                 <w:b w:val="0"/>
+                <w:color w:val="000000"/>
                 <w:sz w:val="22"/>
               </w:rPr>
               <w:t>Внешняя сущность</w:t>
@@ -421,6 +442,7 @@
               <w:rPr>
                 <w:rFonts w:ascii="Times New Roman" w:hAnsi="Times New Roman" w:eastAsia="Times New Roman" w:cs="Times New Roman"/>
                 <w:b w:val="0"/>
+                <w:color w:val="000000"/>
                 <w:sz w:val="22"/>
               </w:rPr>
               <w:t>Внешняя сущность</w:t>
@@ -467,6 +489,7 @@
               <w:rPr>
                 <w:rFonts w:ascii="Times New Roman" w:hAnsi="Times New Roman" w:eastAsia="Times New Roman" w:cs="Times New Roman"/>
                 <w:b w:val="0"/>
+                <w:color w:val="000000"/>
                 <w:sz w:val="22"/>
               </w:rPr>
               <w:t>Процесс</w:t>
@@ -513,6 +536,7 @@
               <w:rPr>
                 <w:rFonts w:ascii="Times New Roman" w:hAnsi="Times New Roman" w:eastAsia="Times New Roman" w:cs="Times New Roman"/>
                 <w:b w:val="0"/>
+                <w:color w:val="000000"/>
                 <w:sz w:val="22"/>
               </w:rPr>
               <w:t>Процесс</w:t>
@@ -559,6 +583,7 @@
               <w:rPr>
                 <w:rFonts w:ascii="Times New Roman" w:hAnsi="Times New Roman" w:eastAsia="Times New Roman" w:cs="Times New Roman"/>
                 <w:b w:val="0"/>
+                <w:color w:val="000000"/>
                 <w:sz w:val="22"/>
               </w:rPr>
               <w:t>Процесс</w:t>
@@ -605,6 +630,7 @@
               <w:rPr>
                 <w:rFonts w:ascii="Times New Roman" w:hAnsi="Times New Roman" w:eastAsia="Times New Roman" w:cs="Times New Roman"/>
                 <w:b w:val="0"/>
+                <w:color w:val="000000"/>
                 <w:sz w:val="22"/>
               </w:rPr>
               <w:t>Накопитель</w:t>
@@ -651,6 +677,7 @@
               <w:rPr>
                 <w:rFonts w:ascii="Times New Roman" w:hAnsi="Times New Roman" w:eastAsia="Times New Roman" w:cs="Times New Roman"/>
                 <w:b w:val="0"/>
+                <w:color w:val="000000"/>
                 <w:sz w:val="22"/>
               </w:rPr>
               <w:t>Накопитель</w:t>
@@ -694,6 +721,7 @@
         <w:rPr>
           <w:rFonts w:ascii="Times New Roman" w:hAnsi="Times New Roman" w:eastAsia="Times New Roman" w:cs="Times New Roman"/>
           <w:b/>
+          <w:color w:val="000000"/>
           <w:sz w:val="28"/>
         </w:rPr>
         <w:t>Диаграмма потоков данных</w:t>
@@ -709,6 +737,7 @@
         <w:rPr>
           <w:rFonts w:ascii="Times New Roman" w:hAnsi="Times New Roman" w:eastAsia="Times New Roman" w:cs="Times New Roman"/>
           <w:b w:val="0"/>
+          <w:color w:val="000000"/>
           <w:sz w:val="28"/>
         </w:rPr>
         <w:t>Нарисуйте диаграмму выбранной системы: внешние сущности, процессы, накопители и подписанные потоки данных. Если есть поток управления, покажите его отдельно.</w:t>
@@ -724,6 +753,7 @@
         <w:rPr>
           <w:rFonts w:ascii="Times New Roman" w:hAnsi="Times New Roman" w:eastAsia="Times New Roman" w:cs="Times New Roman"/>
           <w:i/>
+          <w:color w:val="000000"/>
           <w:sz w:val="28"/>
         </w:rPr>
         <w:t>[ Место для диаграммы: нарисуйте от руки, в графическом редакторе или вставьте снимок ]</w:t>
@@ -740,6 +770,7 @@
         <w:rPr>
           <w:rFonts w:ascii="Times New Roman" w:hAnsi="Times New Roman" w:eastAsia="Times New Roman" w:cs="Times New Roman"/>
           <w:b/>
+          <w:color w:val="000000"/>
           <w:sz w:val="28"/>
         </w:rPr>
         <w:t>Реестр потоков</w:t>
@@ -774,6 +805,7 @@
               <w:rPr>
                 <w:rFonts w:ascii="Times New Roman" w:hAnsi="Times New Roman" w:eastAsia="Times New Roman" w:cs="Times New Roman"/>
                 <w:b/>
+                <w:color w:val="000000"/>
                 <w:sz w:val="22"/>
               </w:rPr>
               <w:t>№</w:t>
@@ -794,6 +826,7 @@
               <w:rPr>
                 <w:rFonts w:ascii="Times New Roman" w:hAnsi="Times New Roman" w:eastAsia="Times New Roman" w:cs="Times New Roman"/>
                 <w:b/>
+                <w:color w:val="000000"/>
                 <w:sz w:val="22"/>
               </w:rPr>
               <w:t>Состав данных</w:t>
@@ -814,6 +847,7 @@
               <w:rPr>
                 <w:rFonts w:ascii="Times New Roman" w:hAnsi="Times New Roman" w:eastAsia="Times New Roman" w:cs="Times New Roman"/>
                 <w:b/>
+                <w:color w:val="000000"/>
                 <w:sz w:val="22"/>
               </w:rPr>
               <w:t>Источник</w:t>
@@ -834,6 +868,7 @@
               <w:rPr>
                 <w:rFonts w:ascii="Times New Roman" w:hAnsi="Times New Roman" w:eastAsia="Times New Roman" w:cs="Times New Roman"/>
                 <w:b/>
+                <w:color w:val="000000"/>
                 <w:sz w:val="22"/>
               </w:rPr>
               <w:t>Приёмник</w:t>
@@ -854,6 +889,7 @@
               <w:rPr>
                 <w:rFonts w:ascii="Times New Roman" w:hAnsi="Times New Roman" w:eastAsia="Times New Roman" w:cs="Times New Roman"/>
                 <w:b/>
+                <w:color w:val="000000"/>
                 <w:sz w:val="22"/>
               </w:rPr>
               <w:t>Тип</w:t>
@@ -876,6 +912,7 @@
               <w:rPr>
                 <w:rFonts w:ascii="Times New Roman" w:hAnsi="Times New Roman" w:eastAsia="Times New Roman" w:cs="Times New Roman"/>
                 <w:b w:val="0"/>
+                <w:color w:val="000000"/>
                 <w:sz w:val="22"/>
               </w:rPr>
               <w:t>1</w:t>
@@ -946,6 +983,7 @@
               <w:rPr>
                 <w:rFonts w:ascii="Times New Roman" w:hAnsi="Times New Roman" w:eastAsia="Times New Roman" w:cs="Times New Roman"/>
                 <w:b w:val="0"/>
+                <w:color w:val="000000"/>
                 <w:sz w:val="22"/>
               </w:rPr>
               <w:t>2</w:t>
@@ -1016,6 +1054,7 @@
               <w:rPr>
                 <w:rFonts w:ascii="Times New Roman" w:hAnsi="Times New Roman" w:eastAsia="Times New Roman" w:cs="Times New Roman"/>
                 <w:b w:val="0"/>
+                <w:color w:val="000000"/>
                 <w:sz w:val="22"/>
               </w:rPr>
               <w:t>3</w:t>
@@ -1086,6 +1125,7 @@
               <w:rPr>
                 <w:rFonts w:ascii="Times New Roman" w:hAnsi="Times New Roman" w:eastAsia="Times New Roman" w:cs="Times New Roman"/>
                 <w:b w:val="0"/>
+                <w:color w:val="000000"/>
                 <w:sz w:val="22"/>
               </w:rPr>
               <w:t>4</w:t>
@@ -1156,6 +1196,7 @@
               <w:rPr>
                 <w:rFonts w:ascii="Times New Roman" w:hAnsi="Times New Roman" w:eastAsia="Times New Roman" w:cs="Times New Roman"/>
                 <w:b w:val="0"/>
+                <w:color w:val="000000"/>
                 <w:sz w:val="22"/>
               </w:rPr>
               <w:t>5</w:t>
@@ -1226,6 +1267,7 @@
               <w:rPr>
                 <w:rFonts w:ascii="Times New Roman" w:hAnsi="Times New Roman" w:eastAsia="Times New Roman" w:cs="Times New Roman"/>
                 <w:b w:val="0"/>
+                <w:color w:val="000000"/>
                 <w:sz w:val="22"/>
               </w:rPr>
               <w:t>6</w:t>
@@ -1296,6 +1338,7 @@
               <w:rPr>
                 <w:rFonts w:ascii="Times New Roman" w:hAnsi="Times New Roman" w:eastAsia="Times New Roman" w:cs="Times New Roman"/>
                 <w:b w:val="0"/>
+                <w:color w:val="000000"/>
                 <w:sz w:val="22"/>
               </w:rPr>
               <w:t>7</w:t>
@@ -1366,6 +1409,7 @@
               <w:rPr>
                 <w:rFonts w:ascii="Times New Roman" w:hAnsi="Times New Roman" w:eastAsia="Times New Roman" w:cs="Times New Roman"/>
                 <w:b w:val="0"/>
+                <w:color w:val="000000"/>
                 <w:sz w:val="22"/>
               </w:rPr>
               <w:t>8</w:t>
@@ -1433,6 +1477,7 @@
         <w:rPr>
           <w:rFonts w:ascii="Times New Roman" w:hAnsi="Times New Roman" w:eastAsia="Times New Roman" w:cs="Times New Roman"/>
           <w:b/>
+          <w:color w:val="000000"/>
           <w:sz w:val="28"/>
         </w:rPr>
         <w:t>Скриншоты выполнения работы</w:t>
@@ -1449,6 +1494,7 @@
         <w:rPr>
           <w:rFonts w:ascii="Times New Roman" w:hAnsi="Times New Roman" w:eastAsia="Times New Roman" w:cs="Times New Roman"/>
           <w:i/>
+          <w:color w:val="000000"/>
           <w:sz w:val="28"/>
         </w:rPr>
         <w:t>[ Место для скриншота 2: диаграмма потоков данных в рабочем виде ]</w:t>
@@ -1461,13 +1507,14 @@
         <w:keepNext/>
         <w:keepLines/>
         <w:spacing w:line="240" w:lineRule="auto" w:before="240" w:after="0"/>
-        <w:ind w:firstLine="0" w:left="0"/>
+        <w:ind w:left="0" w:firstLine="0"/>
         <w:jc w:val="both"/>
       </w:pPr>
       <w:r>
         <w:rPr>
           <w:rFonts w:ascii="Times New Roman" w:hAnsi="Times New Roman" w:eastAsia="Times New Roman" w:cs="Times New Roman"/>
           <w:b w:val="0"/>
+          <w:color w:val="000000"/>
           <w:sz w:val="28"/>
         </w:rPr>
         <w:t>Вывод</w:t>
@@ -1483,6 +1530,7 @@
         <w:rPr>
           <w:rFonts w:ascii="Times New Roman" w:hAnsi="Times New Roman" w:eastAsia="Times New Roman" w:cs="Times New Roman"/>
           <w:b w:val="0"/>
+          <w:color w:val="000000"/>
           <w:sz w:val="28"/>
         </w:rPr>
         <w:t>Какие процессы в вашей системе преобразуют данные и где они хранятся? Приведите пример потока, который было бы легко потерять.</w:t>
@@ -1498,9 +1546,9 @@
         <w:rPr>
           <w:rFonts w:ascii="Times New Roman" w:hAnsi="Times New Roman" w:eastAsia="Times New Roman" w:cs="Times New Roman"/>
           <w:b w:val="0"/>
+          <w:color w:val="000000"/>
           <w:sz w:val="28"/>
         </w:rPr>
-        <w:t>________________________________________________________________________</w:t>
       </w:r>
     </w:p>
     <w:p>
@@ -1513,9 +1561,9 @@
         <w:rPr>
           <w:rFonts w:ascii="Times New Roman" w:hAnsi="Times New Roman" w:eastAsia="Times New Roman" w:cs="Times New Roman"/>
           <w:b w:val="0"/>
+          <w:color w:val="000000"/>
           <w:sz w:val="28"/>
         </w:rPr>
-        <w:t>________________________________________________________________________</w:t>
       </w:r>
     </w:p>
     <w:p>
@@ -1528,9 +1576,9 @@
         <w:rPr>
           <w:rFonts w:ascii="Times New Roman" w:hAnsi="Times New Roman" w:eastAsia="Times New Roman" w:cs="Times New Roman"/>
           <w:b w:val="0"/>
+          <w:color w:val="000000"/>
           <w:sz w:val="28"/>
         </w:rPr>
-        <w:t>________________________________________________________________________</w:t>
       </w:r>
     </w:p>
     <w:p>
@@ -1543,9 +1591,9 @@
         <w:rPr>
           <w:rFonts w:ascii="Times New Roman" w:hAnsi="Times New Roman" w:eastAsia="Times New Roman" w:cs="Times New Roman"/>
           <w:b w:val="0"/>
+          <w:color w:val="000000"/>
           <w:sz w:val="28"/>
         </w:rPr>
-        <w:t>________________________________________________________________________</w:t>
       </w:r>
     </w:p>
     <w:p/>
@@ -1929,6 +1977,7 @@
     </w:pPr>
     <w:rPr>
       <w:rFonts w:ascii="Times New Roman" w:hAnsi="Times New Roman" w:eastAsia="Times New Roman" w:cs="Times New Roman"/>
+      <w:color w:val="000000"/>
       <w:sz w:val="28"/>
     </w:rPr>
   </w:style>
@@ -1988,7 +2037,7 @@
       <w:keepNext/>
       <w:keepLines/>
       <w:spacing w:before="240" w:after="0" w:line="240" w:lineRule="auto"/>
-      <w:ind w:firstLine="0" w:left="0"/>
+      <w:ind w:left="0" w:firstLine="0"/>
       <w:jc w:val="both"/>
       <w:outlineLvl w:val="0"/>
     </w:pPr>
@@ -1996,7 +2045,7 @@
       <w:rFonts w:asciiTheme="majorHAnsi" w:eastAsiaTheme="majorEastAsia" w:hAnsiTheme="majorHAnsi" w:cstheme="majorBidi" w:ascii="Times New Roman" w:hAnsi="Times New Roman" w:eastAsia="Times New Roman" w:cs="Times New Roman"/>
       <w:b w:val="0"/>
       <w:bCs/>
-      <w:color w:val="365F91" w:themeColor="accent1" w:themeShade="BF"/>
+      <w:color w:val="000000"/>
       <w:sz w:val="28"/>
       <w:szCs w:val="28"/>
     </w:rPr>
@@ -2014,7 +2063,7 @@
       <w:keepNext/>
       <w:keepLines/>
       <w:spacing w:before="40" w:after="0" w:line="240" w:lineRule="auto"/>
-      <w:ind w:firstLine="0" w:left="0"/>
+      <w:ind w:left="0" w:firstLine="0"/>
       <w:jc w:val="left"/>
       <w:outlineLvl w:val="1"/>
     </w:pPr>
@@ -2022,7 +2071,7 @@
       <w:rFonts w:asciiTheme="majorHAnsi" w:eastAsiaTheme="majorEastAsia" w:hAnsiTheme="majorHAnsi" w:cstheme="majorBidi" w:ascii="Times New Roman" w:hAnsi="Times New Roman" w:eastAsia="Times New Roman" w:cs="Times New Roman"/>
       <w:b/>
       <w:bCs/>
-      <w:color w:val="4F81BD" w:themeColor="accent1"/>
+      <w:color w:val="000000"/>
       <w:sz w:val="28"/>
       <w:szCs w:val="26"/>
     </w:rPr>
@@ -2359,6 +2408,7 @@
     </w:pPr>
     <w:rPr>
       <w:rFonts w:ascii="Times New Roman" w:hAnsi="Times New Roman" w:eastAsia="Times New Roman" w:cs="Times New Roman"/>
+      <w:color w:val="000000"/>
       <w:sz w:val="28"/>
     </w:rPr>
   </w:style>
